--- a/data/exports/kcet-binomial-theorem_revision_notes.docx
+++ b/data/exports/kcet-binomial-theorem_revision_notes.docx
@@ -164,10 +164,10 @@
             <w:r>
               <w:rPr>
                 <w:b/>
-                <w:color w:val="2B6CB0"/>
+                <w:color w:val="718096"/>
                 <w:sz w:val="19"/>
               </w:rPr>
-              <w:t>High</w:t>
+              <w:t>Moderate</w:t>
             </w:r>
           </w:p>
         </w:tc>
@@ -189,7 +189,7 @@
                 <w:color w:val="2D3748"/>
                 <w:sz w:val="19"/>
               </w:rPr>
-              <w:t>Kcet Binomial Theorem - Core Application</w:t>
+              <w:t>General Term, Middle Term &amp; Greatest Term</w:t>
             </w:r>
           </w:p>
         </w:tc>
@@ -209,7 +209,7 @@
               <w:rPr>
                 <w:sz w:val="19"/>
               </w:rPr>
-              <w:t>9 PYQs</w:t>
+              <w:t>5 PYQs</w:t>
             </w:r>
           </w:p>
         </w:tc>
@@ -230,7 +230,94 @@
                 <w:color w:val="718096"/>
                 <w:sz w:val="19"/>
               </w:rPr>
-              <w:t>General Concept</w:t>
+              <w:t>Expansion Terms</w:t>
+            </w:r>
+          </w:p>
+        </w:tc>
+      </w:tr>
+      <w:tr>
+        <w:tc>
+          <w:tcPr>
+            <w:tcW w:type="dxa" w:w="2160"/>
+            <w:shd w:fill="FFFFFF"/>
+            <w:tcMar>
+              <w:top w:w="80" w:type="dxa"/>
+              <w:bottom w:w="80" w:type="dxa"/>
+              <w:left w:w="150" w:type="dxa"/>
+              <w:right w:w="150" w:type="dxa"/>
+            </w:tcMar>
+          </w:tcPr>
+          <w:p>
+            <w:r>
+              <w:rPr>
+                <w:b/>
+                <w:color w:val="718096"/>
+                <w:sz w:val="19"/>
+              </w:rPr>
+              <w:t>Moderate</w:t>
+            </w:r>
+          </w:p>
+        </w:tc>
+        <w:tc>
+          <w:tcPr>
+            <w:tcW w:type="dxa" w:w="4320"/>
+            <w:shd w:fill="FFFFFF"/>
+            <w:tcMar>
+              <w:top w:w="80" w:type="dxa"/>
+              <w:bottom w:w="80" w:type="dxa"/>
+              <w:left w:w="150" w:type="dxa"/>
+              <w:right w:w="150" w:type="dxa"/>
+            </w:tcMar>
+          </w:tcPr>
+          <w:p>
+            <w:r>
+              <w:rPr>
+                <w:b/>
+                <w:color w:val="2D3748"/>
+                <w:sz w:val="19"/>
+              </w:rPr>
+              <w:t>Properties &amp; Series Sum of Binomial Coefficients</w:t>
+            </w:r>
+          </w:p>
+        </w:tc>
+        <w:tc>
+          <w:tcPr>
+            <w:tcW w:type="dxa" w:w="1728"/>
+            <w:shd w:fill="FFFFFF"/>
+            <w:tcMar>
+              <w:top w:w="80" w:type="dxa"/>
+              <w:bottom w:w="80" w:type="dxa"/>
+              <w:left w:w="150" w:type="dxa"/>
+              <w:right w:w="150" w:type="dxa"/>
+            </w:tcMar>
+          </w:tcPr>
+          <w:p>
+            <w:r>
+              <w:rPr>
+                <w:sz w:val="19"/>
+              </w:rPr>
+              <w:t>4 PYQs</w:t>
+            </w:r>
+          </w:p>
+        </w:tc>
+        <w:tc>
+          <w:tcPr>
+            <w:tcW w:type="dxa" w:w="1872"/>
+            <w:shd w:fill="FFFFFF"/>
+            <w:tcMar>
+              <w:top w:w="80" w:type="dxa"/>
+              <w:bottom w:w="80" w:type="dxa"/>
+              <w:left w:w="150" w:type="dxa"/>
+              <w:right w:w="150" w:type="dxa"/>
+            </w:tcMar>
+          </w:tcPr>
+          <w:p>
+            <w:r>
+              <w:rPr>
+                <w:color w:val="718096"/>
+                <w:sz w:val="19"/>
+              </w:rPr>
+              <w:t>Coefficient Identities</w:t>
             </w:r>
           </w:p>
         </w:tc>
@@ -311,6 +398,98 @@
           </w:p>
         </w:tc>
       </w:tr>
+      <w:tr>
+        <w:tc>
+          <w:tcPr>
+            <w:tcW w:type="dxa" w:w="3600"/>
+            <w:shd w:fill="F7FAFC"/>
+            <w:tcMar>
+              <w:top w:w="100" w:type="dxa"/>
+              <w:bottom w:w="100" w:type="dxa"/>
+              <w:left w:w="150" w:type="dxa"/>
+              <w:right w:w="150" w:type="dxa"/>
+            </w:tcMar>
+          </w:tcPr>
+          <w:p>
+            <w:r>
+              <w:rPr>
+                <w:b/>
+                <w:color w:val="1A365D"/>
+                <w:sz w:val="19"/>
+              </w:rPr>
+              <w:t>General Term, Middle Term &amp; Greatest Term</w:t>
+            </w:r>
+          </w:p>
+        </w:tc>
+        <w:tc>
+          <w:tcPr>
+            <w:tcW w:type="dxa" w:w="6480"/>
+            <w:shd w:fill="F7FAFC"/>
+            <w:tcMar>
+              <w:top w:w="100" w:type="dxa"/>
+              <w:bottom w:w="100" w:type="dxa"/>
+              <w:left w:w="150" w:type="dxa"/>
+              <w:right w:w="150" w:type="dxa"/>
+            </w:tcMar>
+          </w:tcPr>
+          <w:p>
+            <w:r>
+              <w:rPr>
+                <w:rFonts w:ascii="Cambria Math" w:hAnsi="Cambria Math"/>
+                <w:color w:val="2D3748"/>
+                <w:sz w:val="19"/>
+              </w:rPr>
+              <w:t>(a + b)^n = \Sigma_{r=0}^n {^n C_r} a^{n-r} b^r, \quad T_{r+1} = {^n C_r} a^{n-r} b^r, \quad \text{Middle: } T_{\frac{n}{2} + 1} \text{ (if } n \text{ is even)}</w:t>
+            </w:r>
+          </w:p>
+        </w:tc>
+      </w:tr>
+      <w:tr>
+        <w:tc>
+          <w:tcPr>
+            <w:tcW w:type="dxa" w:w="3600"/>
+            <w:shd w:fill="FFFFFF"/>
+            <w:tcMar>
+              <w:top w:w="100" w:type="dxa"/>
+              <w:bottom w:w="100" w:type="dxa"/>
+              <w:left w:w="150" w:type="dxa"/>
+              <w:right w:w="150" w:type="dxa"/>
+            </w:tcMar>
+          </w:tcPr>
+          <w:p>
+            <w:r>
+              <w:rPr>
+                <w:b/>
+                <w:color w:val="1A365D"/>
+                <w:sz w:val="19"/>
+              </w:rPr>
+              <w:t>Properties &amp; Series Sum of Binomial Coefficients</w:t>
+            </w:r>
+          </w:p>
+        </w:tc>
+        <w:tc>
+          <w:tcPr>
+            <w:tcW w:type="dxa" w:w="6480"/>
+            <w:shd w:fill="FFFFFF"/>
+            <w:tcMar>
+              <w:top w:w="100" w:type="dxa"/>
+              <w:bottom w:w="100" w:type="dxa"/>
+              <w:left w:w="150" w:type="dxa"/>
+              <w:right w:w="150" w:type="dxa"/>
+            </w:tcMar>
+          </w:tcPr>
+          <w:p>
+            <w:r>
+              <w:rPr>
+                <w:rFonts w:ascii="Cambria Math" w:hAnsi="Cambria Math"/>
+                <w:color w:val="2D3748"/>
+                <w:sz w:val="19"/>
+              </w:rPr>
+              <w:t>\Sigma_{r=0}^n {^n C_r} = 2^n, \quad C_0 - C_1 + C_2 - \dots = 0, \quad \Sigma_{r=1}^n r {^n C_r} = n 2^{n-1}, \quad \Sigma_{r=0}^n ({^n C_r})^2 = {^{2n} C_n}</w:t>
+            </w:r>
+          </w:p>
+        </w:tc>
+      </w:tr>
     </w:tbl>
     <w:p>
       <w:pPr>
@@ -338,7 +517,7 @@
           <w:color w:val="2B6CB0"/>
           <w:sz w:val="24"/>
         </w:rPr>
-        <w:t>3.1 Kcet Binomial Theorem - Core Application (High Yield — 9 PYQs)</w:t>
+        <w:t>3.1 General Term, Middle Term &amp; Greatest Term (Moderate Yield — 5 PYQs)</w:t>
       </w:r>
     </w:p>
     <w:p>
@@ -353,7 +532,7 @@
         <w:rPr>
           <w:sz w:val="20"/>
         </w:rPr>
-        <w:t>Key problem pattern in Kcet Binomial Theorem.</w:t>
+        <w:t>Expansion of (x + a)^n, formula for general (r+1)^th term, finding term independent of x, and middle term determination.</w:t>
       </w:r>
     </w:p>
     <w:tbl>
@@ -391,7 +570,7 @@
                 <w:color w:val="2D3748"/>
                 <w:sz w:val="19"/>
               </w:rPr>
-              <w:t>Watch for algebraic and sign errors.</w:t>
+              <w:t>In (a + b)^n, total number of terms is n + 1. If n is odd, there are TWO middle terms: (n+1 / 2)^th and (n+3 / 2)^th.</w:t>
             </w:r>
           </w:p>
         </w:tc>
@@ -432,7 +611,215 @@
                 <w:color w:val="2D3748"/>
                 <w:sz w:val="19"/>
               </w:rPr>
-              <w:t>Verify dimensions and boundary conditions.</w:t>
+              <w:t>In expansion of (ax^p + bx^-q)^n, the term independent of x occurs at index r = (n p / p + q) (provided r is an integer).</w:t>
+            </w:r>
+          </w:p>
+        </w:tc>
+      </w:tr>
+    </w:tbl>
+    <w:p>
+      <w:pPr>
+        <w:spacing w:before="120" w:after="40"/>
+      </w:pPr>
+      <w:r>
+        <w:rPr>
+          <w:b/>
+          <w:color w:val="1A365D"/>
+          <w:sz w:val="19"/>
+        </w:rPr>
+        <w:t>Source PYQs testing this concept:</w:t>
+      </w:r>
+    </w:p>
+    <w:p>
+      <w:pPr>
+        <w:pStyle w:val="ListBullet"/>
+        <w:spacing w:after="40"/>
+      </w:pPr>
+      <w:r>
+        <w:rPr>
+          <w:b/>
+          <w:sz w:val="18"/>
+        </w:rPr>
+        <w:t xml:space="preserve">[2025 Shift] Q#2 (MCQ): </w:t>
+      </w:r>
+      <w:r>
+        <w:rPr>
+          <w:sz w:val="18"/>
+        </w:rPr>
+        <w:t xml:space="preserve">"If the number of terms in the binomial expansion of (2x+3)^3n is 22 , then the value of n is..."  </w:t>
+      </w:r>
+      <w:r>
+        <w:rPr>
+          <w:b/>
+          <w:color w:val="2B6CB0"/>
+          <w:sz w:val="18"/>
+        </w:rPr>
+        <w:t>[Ans: N/A]</w:t>
+      </w:r>
+    </w:p>
+    <w:p>
+      <w:pPr>
+        <w:pStyle w:val="ListBullet"/>
+        <w:spacing w:after="40"/>
+      </w:pPr>
+      <w:r>
+        <w:rPr>
+          <w:b/>
+          <w:sz w:val="18"/>
+        </w:rPr>
+        <w:t xml:space="preserve">[2024 Shift] Q#4 (MCQ): </w:t>
+      </w:r>
+      <w:r>
+        <w:rPr>
+          <w:sz w:val="18"/>
+        </w:rPr>
+        <w:t xml:space="preserve">"In the expansion of (1+x)^n \fracC_(1)C_(0)+2\fracC_(2)C_(1)+3\fracC_(3)2+...+n\fracC_(n)C_(n-1) is equal to..."  </w:t>
+      </w:r>
+      <w:r>
+        <w:rPr>
+          <w:b/>
+          <w:color w:val="2B6CB0"/>
+          <w:sz w:val="18"/>
+        </w:rPr>
+        <w:t>[Ans: N/A]</w:t>
+      </w:r>
+    </w:p>
+    <w:p>
+      <w:pPr>
+        <w:pStyle w:val="ListBullet"/>
+        <w:spacing w:after="40"/>
+      </w:pPr>
+      <w:r>
+        <w:rPr>
+          <w:b/>
+          <w:sz w:val="18"/>
+        </w:rPr>
+        <w:t xml:space="preserve">[2023 Shift] Q#1 (MCQ): </w:t>
+      </w:r>
+      <w:r>
+        <w:rPr>
+          <w:sz w:val="18"/>
+        </w:rPr>
+        <w:t xml:space="preserve">"If n is even and the middle term in the expansion of (x^2+(1 / x))^n is 924x^6 , then n is equal to..."  </w:t>
+      </w:r>
+      <w:r>
+        <w:rPr>
+          <w:b/>
+          <w:color w:val="2B6CB0"/>
+          <w:sz w:val="18"/>
+        </w:rPr>
+        <w:t>[Ans: N/A]</w:t>
+      </w:r>
+    </w:p>
+    <w:p>
+      <w:pPr>
+        <w:spacing w:after="120"/>
+      </w:pPr>
+    </w:p>
+    <w:p>
+      <w:pPr>
+        <w:pStyle w:val="Heading2"/>
+      </w:pPr>
+      <w:r>
+        <w:rPr>
+          <w:color w:val="2B6CB0"/>
+          <w:sz w:val="24"/>
+        </w:rPr>
+        <w:t>3.2 Properties &amp; Series Sum of Binomial Coefficients (Moderate Yield — 4 PYQs)</w:t>
+      </w:r>
+    </w:p>
+    <w:p>
+      <w:r>
+        <w:rPr>
+          <w:b/>
+          <w:sz w:val="20"/>
+        </w:rPr>
+        <w:t xml:space="preserve">Core Principle: </w:t>
+      </w:r>
+      <w:r>
+        <w:rPr>
+          <w:sz w:val="20"/>
+        </w:rPr>
+        <w:t>Combinatorial identities, summing coefficient series via differentiation and integration of (1+x)^n.</w:t>
+      </w:r>
+    </w:p>
+    <w:tbl>
+      <w:tblPr>
+        <w:tblW w:type="auto" w:w="0"/>
+        <w:jc w:val="center"/>
+        <w:tblLook w:firstColumn="1" w:firstRow="1" w:lastColumn="0" w:lastRow="0" w:noHBand="0" w:noVBand="1" w:val="04A0"/>
+      </w:tblPr>
+      <w:tblGrid>
+        <w:gridCol w:w="10080"/>
+      </w:tblGrid>
+      <w:tr>
+        <w:tc>
+          <w:tcPr>
+            <w:tcW w:type="dxa" w:w="10080"/>
+            <w:shd w:fill="FFF5F5"/>
+            <w:tcMar>
+              <w:top w:w="100" w:type="dxa"/>
+              <w:bottom w:w="100" w:type="dxa"/>
+              <w:left w:w="150" w:type="dxa"/>
+              <w:right w:w="150" w:type="dxa"/>
+            </w:tcMar>
+          </w:tcPr>
+          <w:p>
+            <w:r>
+              <w:rPr>
+                <w:b/>
+                <w:color w:val="C53030"/>
+                <w:sz w:val="19"/>
+              </w:rPr>
+              <w:t xml:space="preserve">⚠️ Common Trap / JEE Pitfall: </w:t>
+            </w:r>
+            <w:r>
+              <w:rPr>
+                <w:color w:val="2D3748"/>
+                <w:sz w:val="19"/>
+              </w:rPr>
+              <w:t>To find the sum of all coefficients of a polynomial expansion P(x), simply substitute x = 1.</w:t>
+            </w:r>
+          </w:p>
+        </w:tc>
+      </w:tr>
+    </w:tbl>
+    <w:tbl>
+      <w:tblPr>
+        <w:tblW w:type="auto" w:w="0"/>
+        <w:jc w:val="center"/>
+        <w:tblLook w:firstColumn="1" w:firstRow="1" w:lastColumn="0" w:lastRow="0" w:noHBand="0" w:noVBand="1" w:val="04A0"/>
+      </w:tblPr>
+      <w:tblGrid>
+        <w:gridCol w:w="10080"/>
+      </w:tblGrid>
+      <w:tr>
+        <w:tc>
+          <w:tcPr>
+            <w:tcW w:type="dxa" w:w="10080"/>
+            <w:shd w:fill="F0FFF4"/>
+            <w:tcMar>
+              <w:top w:w="100" w:type="dxa"/>
+              <w:bottom w:w="100" w:type="dxa"/>
+              <w:left w:w="150" w:type="dxa"/>
+              <w:right w:w="150" w:type="dxa"/>
+            </w:tcMar>
+          </w:tcPr>
+          <w:p>
+            <w:r>
+              <w:rPr>
+                <w:b/>
+                <w:color w:val="276749"/>
+                <w:sz w:val="19"/>
+              </w:rPr>
+              <w:t xml:space="preserve">💡 Speed Hack / Trick: </w:t>
+            </w:r>
+            <w:r>
+              <w:rPr>
+                <w:color w:val="2D3748"/>
+                <w:sz w:val="19"/>
+              </w:rPr>
+              <w:t>Useful ratio identity: \frac^n C_r^n C_(r-1) = (n - r + 1 / r).</w:t>
             </w:r>
           </w:p>
         </w:tc>
@@ -488,13 +875,13 @@
           <w:b/>
           <w:sz w:val="18"/>
         </w:rPr>
-        <w:t xml:space="preserve">[2025 Shift] Q#2 (MCQ): </w:t>
+        <w:t xml:space="preserve">[2024 Shift] Q#3 (MCQ): </w:t>
       </w:r>
       <w:r>
         <w:rPr>
           <w:sz w:val="18"/>
         </w:rPr>
-        <w:t xml:space="preserve">"If the number of terms in the binomial expansion of (2x+3)^3n is 22 , then the value of n is..."  </w:t>
+        <w:t xml:space="preserve">"The value of ^49C_(3)+^48C_(3)+^47C_(3)+^46C_(3)+^45C_(3)+^45C_(4) is..."  </w:t>
       </w:r>
       <w:r>
         <w:rPr>
@@ -515,13 +902,13 @@
           <w:b/>
           <w:sz w:val="18"/>
         </w:rPr>
-        <w:t xml:space="preserve">[2024 Shift] Q#3 (MCQ): </w:t>
+        <w:t xml:space="preserve">[2019 Shift] Q#3 (MCQ): </w:t>
       </w:r>
       <w:r>
         <w:rPr>
           <w:sz w:val="18"/>
         </w:rPr>
-        <w:t xml:space="preserve">"The value of ^49C_(3)+^48C_(3)+^47C_(3)+^46C_(3)+^45C_(3)+^45C_(4) is..."  </w:t>
+        <w:t xml:space="preserve">"The number of terms in the expansion of (x^2+y^2)^25-(x^2-y^2)^25 after simplification is..."  </w:t>
       </w:r>
       <w:r>
         <w:rPr>
@@ -662,6 +1049,127 @@
               <w:t>Solution Analysis:</w:t>
               <w:br/>
               <w:t>The given expression is \fracx^3+3x^2+3x+1x^4+4x^3+6x^2+4x+1 We can recognize both numerator and denominator using identities. x^3+3x^2+3x+1=(x+1)^3 and x^4+4x^3+6x^2+4x+1=(x+1)^4 So the expression becomes \frac(x+1)^3(x+1)^4 Cancel the common factor (x+1)^3 : \frac(x+1)^3(x+1)^4=(1 / x+1) Now put x=2 : (1 / 2+1)=(1 / 3) So the correct option is (1 / 3) Option C.</w:t>
+            </w:r>
+          </w:p>
+        </w:tc>
+      </w:tr>
+    </w:tbl>
+    <w:p>
+      <w:pPr>
+        <w:spacing w:after="120"/>
+      </w:pPr>
+    </w:p>
+    <w:p>
+      <w:pPr>
+        <w:spacing w:before="160" w:after="40"/>
+      </w:pPr>
+      <w:r>
+        <w:rPr>
+          <w:b/>
+          <w:color w:val="1A365D"/>
+          <w:sz w:val="22"/>
+        </w:rPr>
+        <w:t>Benchmark Problem 2: KCET 2025 (Q#2)</w:t>
+      </w:r>
+    </w:p>
+    <w:p>
+      <w:pPr>
+        <w:spacing w:after="80"/>
+      </w:pPr>
+      <w:r>
+        <w:rPr>
+          <w:sz w:val="20"/>
+        </w:rPr>
+        <w:t>If the number of terms in the binomial expansion of (2x+3)^3n is 22 , then the value of n is</w:t>
+      </w:r>
+    </w:p>
+    <w:p>
+      <w:pPr>
+        <w:pStyle w:val="ListBullet"/>
+        <w:spacing w:after="20"/>
+      </w:pPr>
+      <w:r>
+        <w:rPr>
+          <w:sz w:val="19"/>
+        </w:rPr>
+        <w:t>(A) 8</w:t>
+      </w:r>
+    </w:p>
+    <w:p>
+      <w:pPr>
+        <w:pStyle w:val="ListBullet"/>
+        <w:spacing w:after="20"/>
+      </w:pPr>
+      <w:r>
+        <w:rPr>
+          <w:sz w:val="19"/>
+        </w:rPr>
+        <w:t>(B) 6</w:t>
+      </w:r>
+    </w:p>
+    <w:p>
+      <w:pPr>
+        <w:pStyle w:val="ListBullet"/>
+        <w:spacing w:after="20"/>
+      </w:pPr>
+      <w:r>
+        <w:rPr>
+          <w:sz w:val="19"/>
+        </w:rPr>
+        <w:t>(C) 7</w:t>
+      </w:r>
+    </w:p>
+    <w:p>
+      <w:pPr>
+        <w:pStyle w:val="ListBullet"/>
+        <w:spacing w:after="20"/>
+      </w:pPr>
+      <w:r>
+        <w:rPr>
+          <w:sz w:val="19"/>
+        </w:rPr>
+        <w:t>(D) 9</w:t>
+      </w:r>
+    </w:p>
+    <w:tbl>
+      <w:tblPr>
+        <w:tblW w:type="auto" w:w="0"/>
+        <w:jc w:val="center"/>
+        <w:tblLook w:firstColumn="1" w:firstRow="1" w:lastColumn="0" w:lastRow="0" w:noHBand="0" w:noVBand="1" w:val="04A0"/>
+      </w:tblPr>
+      <w:tblGrid>
+        <w:gridCol w:w="10080"/>
+      </w:tblGrid>
+      <w:tr>
+        <w:tc>
+          <w:tcPr>
+            <w:tcW w:type="dxa" w:w="10080"/>
+            <w:shd w:fill="F7FAFC"/>
+            <w:tcMar>
+              <w:top w:w="100" w:type="dxa"/>
+              <w:bottom w:w="100" w:type="dxa"/>
+              <w:left w:w="150" w:type="dxa"/>
+              <w:right w:w="150" w:type="dxa"/>
+            </w:tcMar>
+          </w:tcPr>
+          <w:p>
+            <w:r>
+              <w:rPr>
+                <w:b/>
+                <w:color w:val="1A365D"/>
+                <w:sz w:val="19"/>
+              </w:rPr>
+              <w:t>Correct Answer: None</w:t>
+              <w:br/>
+            </w:r>
+            <w:r>
+              <w:rPr>
+                <w:color w:val="2D3748"/>
+                <w:sz w:val="18"/>
+              </w:rPr>
+              <w:t>Solution Analysis:</w:t>
+              <w:br/>
+              <w:t>A binomial expansion (ax+b)^k has k+1 distinct terms. Here k=3n , so: Number of terms =3n+1 . Set 3n+1=22 : 3n+1=22 3n=21 n=7 Answer: 7 (Option C).</w:t>
             </w:r>
           </w:p>
         </w:tc>

--- a/data/exports/kcet-binomial-theorem_revision_notes.docx
+++ b/data/exports/kcet-binomial-theorem_revision_notes.docx
@@ -13,7 +13,7 @@
           <w:color w:val="1A365D"/>
           <w:sz w:val="44"/>
         </w:rPr>
-        <w:t>JEE MAIN REVISION MASTER: BINOMIAL THEOREM 2026 1 QUESTIONS 1.67% WEIGHTAGE</w:t>
+        <w:t>JEE MAIN REVISION MASTER: BINOMIAL THEOREM</w:t>
       </w:r>
     </w:p>
     <w:p>
@@ -164,10 +164,10 @@
             <w:r>
               <w:rPr>
                 <w:b/>
-                <w:color w:val="718096"/>
+                <w:color w:val="2B6CB0"/>
                 <w:sz w:val="19"/>
               </w:rPr>
-              <w:t>Moderate</w:t>
+              <w:t>High</w:t>
             </w:r>
           </w:p>
         </w:tc>
@@ -209,7 +209,7 @@
               <w:rPr>
                 <w:sz w:val="19"/>
               </w:rPr>
-              <w:t>5 PYQs</w:t>
+              <w:t>9 PYQs</w:t>
             </w:r>
           </w:p>
         </w:tc>
@@ -254,7 +254,7 @@
                 <w:color w:val="718096"/>
                 <w:sz w:val="19"/>
               </w:rPr>
-              <w:t>Moderate</w:t>
+              <w:t>Standard</w:t>
             </w:r>
           </w:p>
         </w:tc>
@@ -296,7 +296,7 @@
               <w:rPr>
                 <w:sz w:val="19"/>
               </w:rPr>
-              <w:t>4 PYQs</w:t>
+              <w:t>0 PYQs</w:t>
             </w:r>
           </w:p>
         </w:tc>
@@ -517,7 +517,7 @@
           <w:color w:val="2B6CB0"/>
           <w:sz w:val="24"/>
         </w:rPr>
-        <w:t>3.1 General Term, Middle Term &amp; Greatest Term (Moderate Yield — 5 PYQs)</w:t>
+        <w:t>3.1 General Term, Middle Term &amp; Greatest Term (High Yield — 9 PYQs)</w:t>
       </w:r>
     </w:p>
     <w:p>
@@ -640,6 +640,33 @@
           <w:b/>
           <w:sz w:val="18"/>
         </w:rPr>
+        <w:t xml:space="preserve">[2026 Shift] Q#1 (MCQ): </w:t>
+      </w:r>
+      <w:r>
+        <w:rPr>
+          <w:sz w:val="18"/>
+        </w:rPr>
+        <w:t xml:space="preserve">"The value at x=2 for \fracx^3+3x^2+3x+1x^4+4x^3+6x^2+4x+1..."  </w:t>
+      </w:r>
+      <w:r>
+        <w:rPr>
+          <w:b/>
+          <w:color w:val="2B6CB0"/>
+          <w:sz w:val="18"/>
+        </w:rPr>
+        <w:t>[Ans: C]</w:t>
+      </w:r>
+    </w:p>
+    <w:p>
+      <w:pPr>
+        <w:pStyle w:val="ListBullet"/>
+        <w:spacing w:after="40"/>
+      </w:pPr>
+      <w:r>
+        <w:rPr>
+          <w:b/>
+          <w:sz w:val="18"/>
+        </w:rPr>
         <w:t xml:space="preserve">[2025 Shift] Q#2 (MCQ): </w:t>
       </w:r>
       <w:r>
@@ -667,40 +694,13 @@
           <w:b/>
           <w:sz w:val="18"/>
         </w:rPr>
-        <w:t xml:space="preserve">[2024 Shift] Q#4 (MCQ): </w:t>
+        <w:t xml:space="preserve">[2024 Shift] Q#3 (MCQ): </w:t>
       </w:r>
       <w:r>
         <w:rPr>
           <w:sz w:val="18"/>
         </w:rPr>
-        <w:t xml:space="preserve">"In the expansion of (1+x)^n \fracC_(1)C_(0)+2\fracC_(2)C_(1)+3\fracC_(3)2+...+n\fracC_(n)C_(n-1) is equal to..."  </w:t>
-      </w:r>
-      <w:r>
-        <w:rPr>
-          <w:b/>
-          <w:color w:val="2B6CB0"/>
-          <w:sz w:val="18"/>
-        </w:rPr>
-        <w:t>[Ans: N/A]</w:t>
-      </w:r>
-    </w:p>
-    <w:p>
-      <w:pPr>
-        <w:pStyle w:val="ListBullet"/>
-        <w:spacing w:after="40"/>
-      </w:pPr>
-      <w:r>
-        <w:rPr>
-          <w:b/>
-          <w:sz w:val="18"/>
-        </w:rPr>
-        <w:t xml:space="preserve">[2023 Shift] Q#1 (MCQ): </w:t>
-      </w:r>
-      <w:r>
-        <w:rPr>
-          <w:sz w:val="18"/>
-        </w:rPr>
-        <w:t xml:space="preserve">"If n is even and the middle term in the expansion of (x^2+(1 / x))^n is 924x^6 , then n is equal to..."  </w:t>
+        <w:t xml:space="preserve">"The value of ^49C_(3)+^48C_(3)+^47C_(3)+^46C_(3)+^45C_(3)+^45C_(4) is..."  </w:t>
       </w:r>
       <w:r>
         <w:rPr>
@@ -725,7 +725,7 @@
           <w:color w:val="2B6CB0"/>
           <w:sz w:val="24"/>
         </w:rPr>
-        <w:t>3.2 Properties &amp; Series Sum of Binomial Coefficients (Moderate Yield — 4 PYQs)</w:t>
+        <w:t>3.2 Properties &amp; Series Sum of Binomial Coefficients (Standard Yield — 0 PYQs)</w:t>
       </w:r>
     </w:p>
     <w:p>
@@ -875,40 +875,13 @@
           <w:b/>
           <w:sz w:val="18"/>
         </w:rPr>
-        <w:t xml:space="preserve">[2024 Shift] Q#3 (MCQ): </w:t>
+        <w:t xml:space="preserve">[2025 Shift] Q#2 (MCQ): </w:t>
       </w:r>
       <w:r>
         <w:rPr>
           <w:sz w:val="18"/>
         </w:rPr>
-        <w:t xml:space="preserve">"The value of ^49C_(3)+^48C_(3)+^47C_(3)+^46C_(3)+^45C_(3)+^45C_(4) is..."  </w:t>
-      </w:r>
-      <w:r>
-        <w:rPr>
-          <w:b/>
-          <w:color w:val="2B6CB0"/>
-          <w:sz w:val="18"/>
-        </w:rPr>
-        <w:t>[Ans: N/A]</w:t>
-      </w:r>
-    </w:p>
-    <w:p>
-      <w:pPr>
-        <w:pStyle w:val="ListBullet"/>
-        <w:spacing w:after="40"/>
-      </w:pPr>
-      <w:r>
-        <w:rPr>
-          <w:b/>
-          <w:sz w:val="18"/>
-        </w:rPr>
-        <w:t xml:space="preserve">[2019 Shift] Q#3 (MCQ): </w:t>
-      </w:r>
-      <w:r>
-        <w:rPr>
-          <w:sz w:val="18"/>
-        </w:rPr>
-        <w:t xml:space="preserve">"The number of terms in the expansion of (x^2+y^2)^25-(x^2-y^2)^25 after simplification is..."  </w:t>
+        <w:t xml:space="preserve">"If the number of terms in the binomial expansion of (2x+3)^3n is 22 , then the value of n is..."  </w:t>
       </w:r>
       <w:r>
         <w:rPr>
@@ -1049,127 +1022,6 @@
               <w:t>Solution Analysis:</w:t>
               <w:br/>
               <w:t>The given expression is \fracx^3+3x^2+3x+1x^4+4x^3+6x^2+4x+1 We can recognize both numerator and denominator using identities. x^3+3x^2+3x+1=(x+1)^3 and x^4+4x^3+6x^2+4x+1=(x+1)^4 So the expression becomes \frac(x+1)^3(x+1)^4 Cancel the common factor (x+1)^3 : \frac(x+1)^3(x+1)^4=(1 / x+1) Now put x=2 : (1 / 2+1)=(1 / 3) So the correct option is (1 / 3) Option C.</w:t>
-            </w:r>
-          </w:p>
-        </w:tc>
-      </w:tr>
-    </w:tbl>
-    <w:p>
-      <w:pPr>
-        <w:spacing w:after="120"/>
-      </w:pPr>
-    </w:p>
-    <w:p>
-      <w:pPr>
-        <w:spacing w:before="160" w:after="40"/>
-      </w:pPr>
-      <w:r>
-        <w:rPr>
-          <w:b/>
-          <w:color w:val="1A365D"/>
-          <w:sz w:val="22"/>
-        </w:rPr>
-        <w:t>Benchmark Problem 2: KCET 2025 (Q#2)</w:t>
-      </w:r>
-    </w:p>
-    <w:p>
-      <w:pPr>
-        <w:spacing w:after="80"/>
-      </w:pPr>
-      <w:r>
-        <w:rPr>
-          <w:sz w:val="20"/>
-        </w:rPr>
-        <w:t>If the number of terms in the binomial expansion of (2x+3)^3n is 22 , then the value of n is</w:t>
-      </w:r>
-    </w:p>
-    <w:p>
-      <w:pPr>
-        <w:pStyle w:val="ListBullet"/>
-        <w:spacing w:after="20"/>
-      </w:pPr>
-      <w:r>
-        <w:rPr>
-          <w:sz w:val="19"/>
-        </w:rPr>
-        <w:t>(A) 8</w:t>
-      </w:r>
-    </w:p>
-    <w:p>
-      <w:pPr>
-        <w:pStyle w:val="ListBullet"/>
-        <w:spacing w:after="20"/>
-      </w:pPr>
-      <w:r>
-        <w:rPr>
-          <w:sz w:val="19"/>
-        </w:rPr>
-        <w:t>(B) 6</w:t>
-      </w:r>
-    </w:p>
-    <w:p>
-      <w:pPr>
-        <w:pStyle w:val="ListBullet"/>
-        <w:spacing w:after="20"/>
-      </w:pPr>
-      <w:r>
-        <w:rPr>
-          <w:sz w:val="19"/>
-        </w:rPr>
-        <w:t>(C) 7</w:t>
-      </w:r>
-    </w:p>
-    <w:p>
-      <w:pPr>
-        <w:pStyle w:val="ListBullet"/>
-        <w:spacing w:after="20"/>
-      </w:pPr>
-      <w:r>
-        <w:rPr>
-          <w:sz w:val="19"/>
-        </w:rPr>
-        <w:t>(D) 9</w:t>
-      </w:r>
-    </w:p>
-    <w:tbl>
-      <w:tblPr>
-        <w:tblW w:type="auto" w:w="0"/>
-        <w:jc w:val="center"/>
-        <w:tblLook w:firstColumn="1" w:firstRow="1" w:lastColumn="0" w:lastRow="0" w:noHBand="0" w:noVBand="1" w:val="04A0"/>
-      </w:tblPr>
-      <w:tblGrid>
-        <w:gridCol w:w="10080"/>
-      </w:tblGrid>
-      <w:tr>
-        <w:tc>
-          <w:tcPr>
-            <w:tcW w:type="dxa" w:w="10080"/>
-            <w:shd w:fill="F7FAFC"/>
-            <w:tcMar>
-              <w:top w:w="100" w:type="dxa"/>
-              <w:bottom w:w="100" w:type="dxa"/>
-              <w:left w:w="150" w:type="dxa"/>
-              <w:right w:w="150" w:type="dxa"/>
-            </w:tcMar>
-          </w:tcPr>
-          <w:p>
-            <w:r>
-              <w:rPr>
-                <w:b/>
-                <w:color w:val="1A365D"/>
-                <w:sz w:val="19"/>
-              </w:rPr>
-              <w:t>Correct Answer: None</w:t>
-              <w:br/>
-            </w:r>
-            <w:r>
-              <w:rPr>
-                <w:color w:val="2D3748"/>
-                <w:sz w:val="18"/>
-              </w:rPr>
-              <w:t>Solution Analysis:</w:t>
-              <w:br/>
-              <w:t>A binomial expansion (ax+b)^k has k+1 distinct terms. Here k=3n , so: Number of terms =3n+1 . Set 3n+1=22 : 3n+1=22 3n=21 n=7 Answer: 7 (Option C).</w:t>
             </w:r>
           </w:p>
         </w:tc>

--- a/data/exports/kcet-binomial-theorem_revision_notes.docx
+++ b/data/exports/kcet-binomial-theorem_revision_notes.docx
@@ -189,7 +189,7 @@
                 <w:color w:val="2D3748"/>
                 <w:sz w:val="19"/>
               </w:rPr>
-              <w:t>General Term, Middle Term &amp; Greatest Term</w:t>
+              <w:t>General Term, Independent Term &amp; Binomial Coefficients</w:t>
             </w:r>
           </w:p>
         </w:tc>
@@ -230,94 +230,7 @@
                 <w:color w:val="718096"/>
                 <w:sz w:val="19"/>
               </w:rPr>
-              <w:t>Expansion Terms</w:t>
-            </w:r>
-          </w:p>
-        </w:tc>
-      </w:tr>
-      <w:tr>
-        <w:tc>
-          <w:tcPr>
-            <w:tcW w:type="dxa" w:w="2160"/>
-            <w:shd w:fill="FFFFFF"/>
-            <w:tcMar>
-              <w:top w:w="80" w:type="dxa"/>
-              <w:bottom w:w="80" w:type="dxa"/>
-              <w:left w:w="150" w:type="dxa"/>
-              <w:right w:w="150" w:type="dxa"/>
-            </w:tcMar>
-          </w:tcPr>
-          <w:p>
-            <w:r>
-              <w:rPr>
-                <w:b/>
-                <w:color w:val="718096"/>
-                <w:sz w:val="19"/>
-              </w:rPr>
-              <w:t>Standard</w:t>
-            </w:r>
-          </w:p>
-        </w:tc>
-        <w:tc>
-          <w:tcPr>
-            <w:tcW w:type="dxa" w:w="4320"/>
-            <w:shd w:fill="FFFFFF"/>
-            <w:tcMar>
-              <w:top w:w="80" w:type="dxa"/>
-              <w:bottom w:w="80" w:type="dxa"/>
-              <w:left w:w="150" w:type="dxa"/>
-              <w:right w:w="150" w:type="dxa"/>
-            </w:tcMar>
-          </w:tcPr>
-          <w:p>
-            <w:r>
-              <w:rPr>
-                <w:b/>
-                <w:color w:val="2D3748"/>
-                <w:sz w:val="19"/>
-              </w:rPr>
-              <w:t>Properties &amp; Series Sum of Binomial Coefficients</w:t>
-            </w:r>
-          </w:p>
-        </w:tc>
-        <w:tc>
-          <w:tcPr>
-            <w:tcW w:type="dxa" w:w="1728"/>
-            <w:shd w:fill="FFFFFF"/>
-            <w:tcMar>
-              <w:top w:w="80" w:type="dxa"/>
-              <w:bottom w:w="80" w:type="dxa"/>
-              <w:left w:w="150" w:type="dxa"/>
-              <w:right w:w="150" w:type="dxa"/>
-            </w:tcMar>
-          </w:tcPr>
-          <w:p>
-            <w:r>
-              <w:rPr>
-                <w:sz w:val="19"/>
-              </w:rPr>
-              <w:t>0 PYQs</w:t>
-            </w:r>
-          </w:p>
-        </w:tc>
-        <w:tc>
-          <w:tcPr>
-            <w:tcW w:type="dxa" w:w="1872"/>
-            <w:shd w:fill="FFFFFF"/>
-            <w:tcMar>
-              <w:top w:w="80" w:type="dxa"/>
-              <w:bottom w:w="80" w:type="dxa"/>
-              <w:left w:w="150" w:type="dxa"/>
-              <w:right w:w="150" w:type="dxa"/>
-            </w:tcMar>
-          </w:tcPr>
-          <w:p>
-            <w:r>
-              <w:rPr>
-                <w:color w:val="718096"/>
-                <w:sz w:val="19"/>
-              </w:rPr>
-              <w:t>Coefficient Identities</w:t>
+              <w:t>Binomial Expansion</w:t>
             </w:r>
           </w:p>
         </w:tc>
@@ -417,7 +330,7 @@
                 <w:color w:val="1A365D"/>
                 <w:sz w:val="19"/>
               </w:rPr>
-              <w:t>General Term, Middle Term &amp; Greatest Term</w:t>
+              <w:t>General Term, Independent Term &amp; Binomial Coefficients</w:t>
             </w:r>
           </w:p>
         </w:tc>
@@ -439,53 +352,7 @@
                 <w:color w:val="2D3748"/>
                 <w:sz w:val="19"/>
               </w:rPr>
-              <w:t>(a + b)^n = \Sigma_{r=0}^n {^n C_r} a^{n-r} b^r, \quad T_{r+1} = {^n C_r} a^{n-r} b^r, \quad \text{Middle: } T_{\frac{n}{2} + 1} \text{ (if } n \text{ is even)}</w:t>
-            </w:r>
-          </w:p>
-        </w:tc>
-      </w:tr>
-      <w:tr>
-        <w:tc>
-          <w:tcPr>
-            <w:tcW w:type="dxa" w:w="3600"/>
-            <w:shd w:fill="FFFFFF"/>
-            <w:tcMar>
-              <w:top w:w="100" w:type="dxa"/>
-              <w:bottom w:w="100" w:type="dxa"/>
-              <w:left w:w="150" w:type="dxa"/>
-              <w:right w:w="150" w:type="dxa"/>
-            </w:tcMar>
-          </w:tcPr>
-          <w:p>
-            <w:r>
-              <w:rPr>
-                <w:b/>
-                <w:color w:val="1A365D"/>
-                <w:sz w:val="19"/>
-              </w:rPr>
-              <w:t>Properties &amp; Series Sum of Binomial Coefficients</w:t>
-            </w:r>
-          </w:p>
-        </w:tc>
-        <w:tc>
-          <w:tcPr>
-            <w:tcW w:type="dxa" w:w="6480"/>
-            <w:shd w:fill="FFFFFF"/>
-            <w:tcMar>
-              <w:top w:w="100" w:type="dxa"/>
-              <w:bottom w:w="100" w:type="dxa"/>
-              <w:left w:w="150" w:type="dxa"/>
-              <w:right w:w="150" w:type="dxa"/>
-            </w:tcMar>
-          </w:tcPr>
-          <w:p>
-            <w:r>
-              <w:rPr>
-                <w:rFonts w:ascii="Cambria Math" w:hAnsi="Cambria Math"/>
-                <w:color w:val="2D3748"/>
-                <w:sz w:val="19"/>
-              </w:rPr>
-              <w:t>\Sigma_{r=0}^n {^n C_r} = 2^n, \quad C_0 - C_1 + C_2 - \dots = 0, \quad \Sigma_{r=1}^n r {^n C_r} = n 2^{n-1}, \quad \Sigma_{r=0}^n ({^n C_r})^2 = {^{2n} C_n}</w:t>
+              <w:t>T_{r+1} = ^n C_r x^{n-r} y^r, \quad \sum_{r=0}^n ^n C_r = 2^n, \quad C_0 + C_2 + C_4 + \dots = 2^{n-1}</w:t>
             </w:r>
           </w:p>
         </w:tc>
@@ -517,7 +384,7 @@
           <w:color w:val="2B6CB0"/>
           <w:sz w:val="24"/>
         </w:rPr>
-        <w:t>3.1 General Term, Middle Term &amp; Greatest Term (High Yield — 9 PYQs)</w:t>
+        <w:t>3.1 General Term, Independent Term &amp; Binomial Coefficients (High Yield — 9 PYQs)</w:t>
       </w:r>
     </w:p>
     <w:p>
@@ -532,7 +399,7 @@
         <w:rPr>
           <w:sz w:val="20"/>
         </w:rPr>
-        <w:t>Expansion of (x + a)^n, formula for general (r+1)^th term, finding term independent of x, and middle term determination.</w:t>
+        <w:t>Binomial expansion: (a+b)^n = ∑_(r=0)^n ^n C_r a^n-r b^r. General term T_(r+1) = ^n C_r a^n-r b^r. Number of terms in expansion of (a+b)^n is n+1. Middle term: If n is even, one middle term at r = n/2; if n is odd, two middle terms at r = (n-1 / 2) and r = (n+1 / 2). Sum of all coefficients = 2^n.</w:t>
       </w:r>
     </w:p>
     <w:tbl>
@@ -570,7 +437,7 @@
                 <w:color w:val="2D3748"/>
                 <w:sz w:val="19"/>
               </w:rPr>
-              <w:t>In (a + b)^n, total number of terms is n + 1. If n is odd, there are TWO middle terms: (n+1 / 2)^th and (n+3 / 2)^th.</w:t>
+              <w:t>Remember that T_(r+1) gives the (r+1)-th term, so for the 5th term you substitute r = 4, not r = 5!</w:t>
             </w:r>
           </w:p>
         </w:tc>
@@ -611,7 +478,7 @@
                 <w:color w:val="2D3748"/>
                 <w:sz w:val="19"/>
               </w:rPr>
-              <w:t>In expansion of (ax^p + bx^-q)^n, the term independent of x occurs at index r = (n p / p + q) (provided r is an integer).</w:t>
+              <w:t>Sum of coefficients of any polynomial expansion (ax+by)^n is obtained immediately by putting x = 1, y = 1.</w:t>
             </w:r>
           </w:p>
         </w:tc>
@@ -701,187 +568,6 @@
           <w:sz w:val="18"/>
         </w:rPr>
         <w:t xml:space="preserve">"The value of ^49C_(3)+^48C_(3)+^47C_(3)+^46C_(3)+^45C_(3)+^45C_(4) is..."  </w:t>
-      </w:r>
-      <w:r>
-        <w:rPr>
-          <w:b/>
-          <w:color w:val="2B6CB0"/>
-          <w:sz w:val="18"/>
-        </w:rPr>
-        <w:t>[Ans: N/A]</w:t>
-      </w:r>
-    </w:p>
-    <w:p>
-      <w:pPr>
-        <w:spacing w:after="120"/>
-      </w:pPr>
-    </w:p>
-    <w:p>
-      <w:pPr>
-        <w:pStyle w:val="Heading2"/>
-      </w:pPr>
-      <w:r>
-        <w:rPr>
-          <w:color w:val="2B6CB0"/>
-          <w:sz w:val="24"/>
-        </w:rPr>
-        <w:t>3.2 Properties &amp; Series Sum of Binomial Coefficients (Standard Yield — 0 PYQs)</w:t>
-      </w:r>
-    </w:p>
-    <w:p>
-      <w:r>
-        <w:rPr>
-          <w:b/>
-          <w:sz w:val="20"/>
-        </w:rPr>
-        <w:t xml:space="preserve">Core Principle: </w:t>
-      </w:r>
-      <w:r>
-        <w:rPr>
-          <w:sz w:val="20"/>
-        </w:rPr>
-        <w:t>Combinatorial identities, summing coefficient series via differentiation and integration of (1+x)^n.</w:t>
-      </w:r>
-    </w:p>
-    <w:tbl>
-      <w:tblPr>
-        <w:tblW w:type="auto" w:w="0"/>
-        <w:jc w:val="center"/>
-        <w:tblLook w:firstColumn="1" w:firstRow="1" w:lastColumn="0" w:lastRow="0" w:noHBand="0" w:noVBand="1" w:val="04A0"/>
-      </w:tblPr>
-      <w:tblGrid>
-        <w:gridCol w:w="10080"/>
-      </w:tblGrid>
-      <w:tr>
-        <w:tc>
-          <w:tcPr>
-            <w:tcW w:type="dxa" w:w="10080"/>
-            <w:shd w:fill="FFF5F5"/>
-            <w:tcMar>
-              <w:top w:w="100" w:type="dxa"/>
-              <w:bottom w:w="100" w:type="dxa"/>
-              <w:left w:w="150" w:type="dxa"/>
-              <w:right w:w="150" w:type="dxa"/>
-            </w:tcMar>
-          </w:tcPr>
-          <w:p>
-            <w:r>
-              <w:rPr>
-                <w:b/>
-                <w:color w:val="C53030"/>
-                <w:sz w:val="19"/>
-              </w:rPr>
-              <w:t xml:space="preserve">⚠️ Common Trap / JEE Pitfall: </w:t>
-            </w:r>
-            <w:r>
-              <w:rPr>
-                <w:color w:val="2D3748"/>
-                <w:sz w:val="19"/>
-              </w:rPr>
-              <w:t>To find the sum of all coefficients of a polynomial expansion P(x), simply substitute x = 1.</w:t>
-            </w:r>
-          </w:p>
-        </w:tc>
-      </w:tr>
-    </w:tbl>
-    <w:tbl>
-      <w:tblPr>
-        <w:tblW w:type="auto" w:w="0"/>
-        <w:jc w:val="center"/>
-        <w:tblLook w:firstColumn="1" w:firstRow="1" w:lastColumn="0" w:lastRow="0" w:noHBand="0" w:noVBand="1" w:val="04A0"/>
-      </w:tblPr>
-      <w:tblGrid>
-        <w:gridCol w:w="10080"/>
-      </w:tblGrid>
-      <w:tr>
-        <w:tc>
-          <w:tcPr>
-            <w:tcW w:type="dxa" w:w="10080"/>
-            <w:shd w:fill="F0FFF4"/>
-            <w:tcMar>
-              <w:top w:w="100" w:type="dxa"/>
-              <w:bottom w:w="100" w:type="dxa"/>
-              <w:left w:w="150" w:type="dxa"/>
-              <w:right w:w="150" w:type="dxa"/>
-            </w:tcMar>
-          </w:tcPr>
-          <w:p>
-            <w:r>
-              <w:rPr>
-                <w:b/>
-                <w:color w:val="276749"/>
-                <w:sz w:val="19"/>
-              </w:rPr>
-              <w:t xml:space="preserve">💡 Speed Hack / Trick: </w:t>
-            </w:r>
-            <w:r>
-              <w:rPr>
-                <w:color w:val="2D3748"/>
-                <w:sz w:val="19"/>
-              </w:rPr>
-              <w:t>Useful ratio identity: \frac^n C_r^n C_(r-1) = (n - r + 1 / r).</w:t>
-            </w:r>
-          </w:p>
-        </w:tc>
-      </w:tr>
-    </w:tbl>
-    <w:p>
-      <w:pPr>
-        <w:spacing w:before="120" w:after="40"/>
-      </w:pPr>
-      <w:r>
-        <w:rPr>
-          <w:b/>
-          <w:color w:val="1A365D"/>
-          <w:sz w:val="19"/>
-        </w:rPr>
-        <w:t>Source PYQs testing this concept:</w:t>
-      </w:r>
-    </w:p>
-    <w:p>
-      <w:pPr>
-        <w:pStyle w:val="ListBullet"/>
-        <w:spacing w:after="40"/>
-      </w:pPr>
-      <w:r>
-        <w:rPr>
-          <w:b/>
-          <w:sz w:val="18"/>
-        </w:rPr>
-        <w:t xml:space="preserve">[2026 Shift] Q#1 (MCQ): </w:t>
-      </w:r>
-      <w:r>
-        <w:rPr>
-          <w:sz w:val="18"/>
-        </w:rPr>
-        <w:t xml:space="preserve">"The value at x=2 for \fracx^3+3x^2+3x+1x^4+4x^3+6x^2+4x+1..."  </w:t>
-      </w:r>
-      <w:r>
-        <w:rPr>
-          <w:b/>
-          <w:color w:val="2B6CB0"/>
-          <w:sz w:val="18"/>
-        </w:rPr>
-        <w:t>[Ans: C]</w:t>
-      </w:r>
-    </w:p>
-    <w:p>
-      <w:pPr>
-        <w:pStyle w:val="ListBullet"/>
-        <w:spacing w:after="40"/>
-      </w:pPr>
-      <w:r>
-        <w:rPr>
-          <w:b/>
-          <w:sz w:val="18"/>
-        </w:rPr>
-        <w:t xml:space="preserve">[2025 Shift] Q#2 (MCQ): </w:t>
-      </w:r>
-      <w:r>
-        <w:rPr>
-          <w:sz w:val="18"/>
-        </w:rPr>
-        <w:t xml:space="preserve">"If the number of terms in the binomial expansion of (2x+3)^3n is 22 , then the value of n is..."  </w:t>
       </w:r>
       <w:r>
         <w:rPr>
